--- a/PERSETUJUAN PANITIA UJIAN TUGAS AKHIR.docx
+++ b/PERSETUJUAN PANITIA UJIAN TUGAS AKHIR.docx
@@ -36,7 +36,7 @@
     <w:tbl>
       <w:tblPr>
         <w:tblStyle w:val="TableGrid"/>
-        <w:tblW w:w="0" w:type="auto"/>
+        <w:tblW w:w="8931" w:type="dxa"/>
         <w:tblBorders>
           <w:top w:val="none" w:sz="0" w:space="0" w:color="auto"/>
           <w:left w:val="none" w:sz="0" w:space="0" w:color="auto"/>
@@ -51,7 +51,7 @@
       <w:tblGrid>
         <w:gridCol w:w="4106"/>
         <w:gridCol w:w="2693"/>
-        <w:gridCol w:w="2551"/>
+        <w:gridCol w:w="2132"/>
       </w:tblGrid>
       <w:tr>
         <w:tc>
@@ -89,7 +89,7 @@
         </w:tc>
         <w:tc>
           <w:tcPr>
-            <w:tcW w:w="2551" w:type="dxa"/>
+            <w:tcW w:w="2132" w:type="dxa"/>
           </w:tcPr>
           <w:p>
             <w:pPr>
@@ -120,11 +120,19 @@
                 <w:rFonts w:ascii="Times New Roman" w:hAnsi="Times New Roman" w:cs="Times New Roman"/>
               </w:rPr>
             </w:pPr>
-            <w:r>
-              <w:rPr>
-                <w:rFonts w:ascii="Times New Roman" w:hAnsi="Times New Roman" w:cs="Times New Roman"/>
-              </w:rPr>
-              <w:t>Koordinator Tugas Akhir</w:t>
+            <w:proofErr w:type="spellStart"/>
+            <w:r>
+              <w:rPr>
+                <w:rFonts w:ascii="Times New Roman" w:hAnsi="Times New Roman" w:cs="Times New Roman"/>
+              </w:rPr>
+              <w:t>Koordinator</w:t>
+            </w:r>
+            <w:proofErr w:type="spellEnd"/>
+            <w:r>
+              <w:rPr>
+                <w:rFonts w:ascii="Times New Roman" w:hAnsi="Times New Roman" w:cs="Times New Roman"/>
+              </w:rPr>
+              <w:t xml:space="preserve"> Tugas Akhir</w:t>
             </w:r>
           </w:p>
         </w:tc>
@@ -143,7 +151,7 @@
         </w:tc>
         <w:tc>
           <w:tcPr>
-            <w:tcW w:w="2551" w:type="dxa"/>
+            <w:tcW w:w="2132" w:type="dxa"/>
           </w:tcPr>
           <w:p>
             <w:pPr>
@@ -202,26 +210,20 @@
         </w:tc>
         <w:tc>
           <w:tcPr>
-            <w:tcW w:w="2551" w:type="dxa"/>
-          </w:tcPr>
-          <w:p>
-            <w:pPr>
-              <w:spacing w:line="360" w:lineRule="auto"/>
-              <w:rPr>
-                <w:rFonts w:ascii="Times New Roman" w:hAnsi="Times New Roman" w:cs="Times New Roman"/>
-              </w:rPr>
-            </w:pPr>
-            <w:r>
-              <w:rPr>
-                <w:rFonts w:ascii="Times New Roman" w:hAnsi="Times New Roman" w:cs="Times New Roman"/>
-              </w:rPr>
-              <w:t>……………………</w:t>
-            </w:r>
-            <w:r>
-              <w:rPr>
-                <w:rFonts w:ascii="Times New Roman" w:hAnsi="Times New Roman" w:cs="Times New Roman"/>
-              </w:rPr>
-              <w:t>…..</w:t>
+            <w:tcW w:w="2132" w:type="dxa"/>
+          </w:tcPr>
+          <w:p>
+            <w:pPr>
+              <w:spacing w:line="360" w:lineRule="auto"/>
+              <w:rPr>
+                <w:rFonts w:ascii="Times New Roman" w:hAnsi="Times New Roman" w:cs="Times New Roman"/>
+              </w:rPr>
+            </w:pPr>
+            <w:r>
+              <w:rPr>
+                <w:rFonts w:ascii="Times New Roman" w:hAnsi="Times New Roman" w:cs="Times New Roman"/>
+              </w:rPr>
+              <w:t>…………………</w:t>
             </w:r>
           </w:p>
         </w:tc>
@@ -255,7 +257,7 @@
         </w:tc>
         <w:tc>
           <w:tcPr>
-            <w:tcW w:w="2551" w:type="dxa"/>
+            <w:tcW w:w="2132" w:type="dxa"/>
           </w:tcPr>
           <w:p>
             <w:pPr>
@@ -296,7 +298,7 @@
         </w:tc>
         <w:tc>
           <w:tcPr>
-            <w:tcW w:w="2551" w:type="dxa"/>
+            <w:tcW w:w="2132" w:type="dxa"/>
           </w:tcPr>
           <w:p>
             <w:pPr>
@@ -320,11 +322,19 @@
                 <w:rFonts w:ascii="Times New Roman" w:hAnsi="Times New Roman" w:cs="Times New Roman"/>
               </w:rPr>
             </w:pPr>
-            <w:r>
-              <w:rPr>
-                <w:rFonts w:ascii="Times New Roman" w:hAnsi="Times New Roman" w:cs="Times New Roman"/>
-              </w:rPr>
-              <w:t>Penguji I</w:t>
+            <w:proofErr w:type="spellStart"/>
+            <w:r>
+              <w:rPr>
+                <w:rFonts w:ascii="Times New Roman" w:hAnsi="Times New Roman" w:cs="Times New Roman"/>
+              </w:rPr>
+              <w:t>Penguji</w:t>
+            </w:r>
+            <w:proofErr w:type="spellEnd"/>
+            <w:r>
+              <w:rPr>
+                <w:rFonts w:ascii="Times New Roman" w:hAnsi="Times New Roman" w:cs="Times New Roman"/>
+              </w:rPr>
+              <w:t xml:space="preserve"> I</w:t>
             </w:r>
           </w:p>
         </w:tc>
@@ -343,7 +353,7 @@
         </w:tc>
         <w:tc>
           <w:tcPr>
-            <w:tcW w:w="2551" w:type="dxa"/>
+            <w:tcW w:w="2132" w:type="dxa"/>
           </w:tcPr>
           <w:p>
             <w:pPr>
@@ -371,8 +381,46 @@
               <w:rPr>
                 <w:rFonts w:ascii="Times New Roman" w:hAnsi="Times New Roman" w:cs="Times New Roman"/>
               </w:rPr>
-              <w:t>Riri Safitri, S.Si, MT</w:t>
-            </w:r>
+              <w:t>Riri Safitri, S.S</w:t>
+            </w:r>
+            <w:r>
+              <w:rPr>
+                <w:rFonts w:ascii="Times New Roman" w:hAnsi="Times New Roman" w:cs="Times New Roman"/>
+              </w:rPr>
+              <w:t>I</w:t>
+            </w:r>
+            <w:r>
+              <w:rPr>
+                <w:rFonts w:ascii="Times New Roman" w:hAnsi="Times New Roman" w:cs="Times New Roman"/>
+              </w:rPr>
+              <w:t>,</w:t>
+            </w:r>
+            <w:r>
+              <w:rPr>
+                <w:rFonts w:ascii="Times New Roman" w:hAnsi="Times New Roman" w:cs="Times New Roman"/>
+              </w:rPr>
+              <w:t xml:space="preserve"> </w:t>
+            </w:r>
+            <w:proofErr w:type="gramStart"/>
+            <w:r>
+              <w:rPr>
+                <w:rFonts w:ascii="Times New Roman" w:hAnsi="Times New Roman" w:cs="Times New Roman"/>
+              </w:rPr>
+              <w:t>M</w:t>
+            </w:r>
+            <w:r>
+              <w:rPr>
+                <w:rFonts w:ascii="Times New Roman" w:hAnsi="Times New Roman" w:cs="Times New Roman"/>
+              </w:rPr>
+              <w:t>.</w:t>
+            </w:r>
+            <w:r>
+              <w:rPr>
+                <w:rFonts w:ascii="Times New Roman" w:hAnsi="Times New Roman" w:cs="Times New Roman"/>
+              </w:rPr>
+              <w:t>T</w:t>
+            </w:r>
+            <w:proofErr w:type="gramEnd"/>
           </w:p>
         </w:tc>
         <w:tc>
@@ -402,26 +450,20 @@
         </w:tc>
         <w:tc>
           <w:tcPr>
-            <w:tcW w:w="2551" w:type="dxa"/>
-          </w:tcPr>
-          <w:p>
-            <w:pPr>
-              <w:spacing w:line="360" w:lineRule="auto"/>
-              <w:rPr>
-                <w:rFonts w:ascii="Times New Roman" w:hAnsi="Times New Roman" w:cs="Times New Roman"/>
-              </w:rPr>
-            </w:pPr>
-            <w:r>
-              <w:rPr>
-                <w:rFonts w:ascii="Times New Roman" w:hAnsi="Times New Roman" w:cs="Times New Roman"/>
-              </w:rPr>
-              <w:t>……………………</w:t>
-            </w:r>
-            <w:r>
-              <w:rPr>
-                <w:rFonts w:ascii="Times New Roman" w:hAnsi="Times New Roman" w:cs="Times New Roman"/>
-              </w:rPr>
-              <w:t>…..</w:t>
+            <w:tcW w:w="2132" w:type="dxa"/>
+          </w:tcPr>
+          <w:p>
+            <w:pPr>
+              <w:spacing w:line="360" w:lineRule="auto"/>
+              <w:rPr>
+                <w:rFonts w:ascii="Times New Roman" w:hAnsi="Times New Roman" w:cs="Times New Roman"/>
+              </w:rPr>
+            </w:pPr>
+            <w:r>
+              <w:rPr>
+                <w:rFonts w:ascii="Times New Roman" w:hAnsi="Times New Roman" w:cs="Times New Roman"/>
+              </w:rPr>
+              <w:t>…………………</w:t>
             </w:r>
           </w:p>
         </w:tc>
@@ -455,7 +497,7 @@
         </w:tc>
         <w:tc>
           <w:tcPr>
-            <w:tcW w:w="2551" w:type="dxa"/>
+            <w:tcW w:w="2132" w:type="dxa"/>
           </w:tcPr>
           <w:p>
             <w:pPr>
@@ -479,11 +521,19 @@
                 <w:rFonts w:ascii="Times New Roman" w:hAnsi="Times New Roman" w:cs="Times New Roman"/>
               </w:rPr>
             </w:pPr>
-            <w:r>
-              <w:rPr>
-                <w:rFonts w:ascii="Times New Roman" w:hAnsi="Times New Roman" w:cs="Times New Roman"/>
-              </w:rPr>
-              <w:t>Penguji II</w:t>
+            <w:proofErr w:type="spellStart"/>
+            <w:r>
+              <w:rPr>
+                <w:rFonts w:ascii="Times New Roman" w:hAnsi="Times New Roman" w:cs="Times New Roman"/>
+              </w:rPr>
+              <w:t>Penguji</w:t>
+            </w:r>
+            <w:proofErr w:type="spellEnd"/>
+            <w:r>
+              <w:rPr>
+                <w:rFonts w:ascii="Times New Roman" w:hAnsi="Times New Roman" w:cs="Times New Roman"/>
+              </w:rPr>
+              <w:t xml:space="preserve"> II</w:t>
             </w:r>
           </w:p>
         </w:tc>
@@ -502,7 +552,7 @@
         </w:tc>
         <w:tc>
           <w:tcPr>
-            <w:tcW w:w="2551" w:type="dxa"/>
+            <w:tcW w:w="2132" w:type="dxa"/>
           </w:tcPr>
           <w:p>
             <w:pPr>
@@ -542,7 +592,7 @@
               <w:rPr>
                 <w:rFonts w:ascii="Times New Roman" w:hAnsi="Times New Roman" w:cs="Times New Roman"/>
               </w:rPr>
-              <w:t>Haryadi, S.T, M.T</w:t>
+              <w:t>Haryadi, S.T, M</w:t>
             </w:r>
             <w:r>
               <w:rPr>
@@ -550,12 +600,26 @@
               </w:rPr>
               <w:t>.</w:t>
             </w:r>
+            <w:proofErr w:type="gramStart"/>
+            <w:r>
+              <w:rPr>
+                <w:rFonts w:ascii="Times New Roman" w:hAnsi="Times New Roman" w:cs="Times New Roman"/>
+              </w:rPr>
+              <w:t>T</w:t>
+            </w:r>
+            <w:r>
+              <w:rPr>
+                <w:rFonts w:ascii="Times New Roman" w:hAnsi="Times New Roman" w:cs="Times New Roman"/>
+              </w:rPr>
+              <w:t>.</w:t>
+            </w:r>
             <w:r>
               <w:rPr>
                 <w:rFonts w:ascii="Times New Roman" w:hAnsi="Times New Roman" w:cs="Times New Roman"/>
               </w:rPr>
               <w:t>I</w:t>
             </w:r>
+            <w:proofErr w:type="gramEnd"/>
           </w:p>
         </w:tc>
         <w:tc>
@@ -585,26 +649,20 @@
         </w:tc>
         <w:tc>
           <w:tcPr>
-            <w:tcW w:w="2551" w:type="dxa"/>
-          </w:tcPr>
-          <w:p>
-            <w:pPr>
-              <w:spacing w:line="360" w:lineRule="auto"/>
-              <w:rPr>
-                <w:rFonts w:ascii="Times New Roman" w:hAnsi="Times New Roman" w:cs="Times New Roman"/>
-              </w:rPr>
-            </w:pPr>
-            <w:r>
-              <w:rPr>
-                <w:rFonts w:ascii="Times New Roman" w:hAnsi="Times New Roman" w:cs="Times New Roman"/>
-              </w:rPr>
-              <w:t>……………………</w:t>
-            </w:r>
-            <w:r>
-              <w:rPr>
-                <w:rFonts w:ascii="Times New Roman" w:hAnsi="Times New Roman" w:cs="Times New Roman"/>
-              </w:rPr>
-              <w:t>…..</w:t>
+            <w:tcW w:w="2132" w:type="dxa"/>
+          </w:tcPr>
+          <w:p>
+            <w:pPr>
+              <w:spacing w:line="360" w:lineRule="auto"/>
+              <w:rPr>
+                <w:rFonts w:ascii="Times New Roman" w:hAnsi="Times New Roman" w:cs="Times New Roman"/>
+              </w:rPr>
+            </w:pPr>
+            <w:r>
+              <w:rPr>
+                <w:rFonts w:ascii="Times New Roman" w:hAnsi="Times New Roman" w:cs="Times New Roman"/>
+              </w:rPr>
+              <w:t>…………………</w:t>
             </w:r>
           </w:p>
         </w:tc>
@@ -638,7 +696,7 @@
         </w:tc>
         <w:tc>
           <w:tcPr>
-            <w:tcW w:w="2551" w:type="dxa"/>
+            <w:tcW w:w="2132" w:type="dxa"/>
           </w:tcPr>
           <w:p>
             <w:pPr>
@@ -679,7 +737,7 @@
         </w:tc>
         <w:tc>
           <w:tcPr>
-            <w:tcW w:w="2551" w:type="dxa"/>
+            <w:tcW w:w="2132" w:type="dxa"/>
           </w:tcPr>
           <w:p>
             <w:pPr>
@@ -703,11 +761,19 @@
                 <w:rFonts w:ascii="Times New Roman" w:hAnsi="Times New Roman" w:cs="Times New Roman"/>
               </w:rPr>
             </w:pPr>
-            <w:r>
-              <w:rPr>
-                <w:rFonts w:ascii="Times New Roman" w:hAnsi="Times New Roman" w:cs="Times New Roman"/>
-              </w:rPr>
-              <w:t>Pembimbing I</w:t>
+            <w:proofErr w:type="spellStart"/>
+            <w:r>
+              <w:rPr>
+                <w:rFonts w:ascii="Times New Roman" w:hAnsi="Times New Roman" w:cs="Times New Roman"/>
+              </w:rPr>
+              <w:t>Pembimbing</w:t>
+            </w:r>
+            <w:proofErr w:type="spellEnd"/>
+            <w:r>
+              <w:rPr>
+                <w:rFonts w:ascii="Times New Roman" w:hAnsi="Times New Roman" w:cs="Times New Roman"/>
+              </w:rPr>
+              <w:t xml:space="preserve"> I</w:t>
             </w:r>
           </w:p>
         </w:tc>
@@ -726,7 +792,7 @@
         </w:tc>
         <w:tc>
           <w:tcPr>
-            <w:tcW w:w="2551" w:type="dxa"/>
+            <w:tcW w:w="2132" w:type="dxa"/>
           </w:tcPr>
           <w:p>
             <w:pPr>
@@ -754,7 +820,20 @@
               <w:rPr>
                 <w:rFonts w:ascii="Times New Roman" w:hAnsi="Times New Roman" w:cs="Times New Roman"/>
               </w:rPr>
-              <w:t>Denny Hermawan, S</w:t>
+              <w:t>Denny Hermawan,</w:t>
+            </w:r>
+            <w:r>
+              <w:rPr>
+                <w:rFonts w:ascii="Times New Roman" w:hAnsi="Times New Roman" w:cs="Times New Roman"/>
+              </w:rPr>
+              <w:t xml:space="preserve"> </w:t>
+            </w:r>
+            <w:proofErr w:type="gramStart"/>
+            <w:r>
+              <w:rPr>
+                <w:rFonts w:ascii="Times New Roman" w:hAnsi="Times New Roman" w:cs="Times New Roman"/>
+              </w:rPr>
+              <w:t>S</w:t>
             </w:r>
             <w:r>
               <w:rPr>
@@ -762,12 +841,35 @@
               </w:rPr>
               <w:t>.T</w:t>
             </w:r>
-            <w:r>
-              <w:rPr>
-                <w:rFonts w:ascii="Times New Roman" w:hAnsi="Times New Roman" w:cs="Times New Roman"/>
-              </w:rPr>
-              <w:t>, M.Kom</w:t>
-            </w:r>
+            <w:proofErr w:type="gramEnd"/>
+            <w:r>
+              <w:rPr>
+                <w:rFonts w:ascii="Times New Roman" w:hAnsi="Times New Roman" w:cs="Times New Roman"/>
+              </w:rPr>
+              <w:t xml:space="preserve">, </w:t>
+            </w:r>
+            <w:proofErr w:type="spellStart"/>
+            <w:proofErr w:type="gramStart"/>
+            <w:r>
+              <w:rPr>
+                <w:rFonts w:ascii="Times New Roman" w:hAnsi="Times New Roman" w:cs="Times New Roman"/>
+              </w:rPr>
+              <w:t>M</w:t>
+            </w:r>
+            <w:r>
+              <w:rPr>
+                <w:rFonts w:ascii="Times New Roman" w:hAnsi="Times New Roman" w:cs="Times New Roman"/>
+              </w:rPr>
+              <w:t>.</w:t>
+            </w:r>
+            <w:r>
+              <w:rPr>
+                <w:rFonts w:ascii="Times New Roman" w:hAnsi="Times New Roman" w:cs="Times New Roman"/>
+              </w:rPr>
+              <w:t>Kom</w:t>
+            </w:r>
+            <w:proofErr w:type="spellEnd"/>
+            <w:proofErr w:type="gramEnd"/>
           </w:p>
         </w:tc>
         <w:tc>
@@ -797,26 +899,20 @@
         </w:tc>
         <w:tc>
           <w:tcPr>
-            <w:tcW w:w="2551" w:type="dxa"/>
-          </w:tcPr>
-          <w:p>
-            <w:pPr>
-              <w:spacing w:line="360" w:lineRule="auto"/>
-              <w:rPr>
-                <w:rFonts w:ascii="Times New Roman" w:hAnsi="Times New Roman" w:cs="Times New Roman"/>
-              </w:rPr>
-            </w:pPr>
-            <w:r>
-              <w:rPr>
-                <w:rFonts w:ascii="Times New Roman" w:hAnsi="Times New Roman" w:cs="Times New Roman"/>
-              </w:rPr>
-              <w:t>……………………</w:t>
-            </w:r>
-            <w:r>
-              <w:rPr>
-                <w:rFonts w:ascii="Times New Roman" w:hAnsi="Times New Roman" w:cs="Times New Roman"/>
-              </w:rPr>
-              <w:t>…..</w:t>
+            <w:tcW w:w="2132" w:type="dxa"/>
+          </w:tcPr>
+          <w:p>
+            <w:pPr>
+              <w:spacing w:line="360" w:lineRule="auto"/>
+              <w:rPr>
+                <w:rFonts w:ascii="Times New Roman" w:hAnsi="Times New Roman" w:cs="Times New Roman"/>
+              </w:rPr>
+            </w:pPr>
+            <w:r>
+              <w:rPr>
+                <w:rFonts w:ascii="Times New Roman" w:hAnsi="Times New Roman" w:cs="Times New Roman"/>
+              </w:rPr>
+              <w:t>…………………</w:t>
             </w:r>
           </w:p>
         </w:tc>
@@ -850,7 +946,7 @@
         </w:tc>
         <w:tc>
           <w:tcPr>
-            <w:tcW w:w="2551" w:type="dxa"/>
+            <w:tcW w:w="2132" w:type="dxa"/>
           </w:tcPr>
           <w:p>
             <w:pPr>
@@ -891,7 +987,7 @@
         </w:tc>
         <w:tc>
           <w:tcPr>
-            <w:tcW w:w="2551" w:type="dxa"/>
+            <w:tcW w:w="2132" w:type="dxa"/>
           </w:tcPr>
           <w:p>
             <w:pPr>
@@ -932,7 +1028,7 @@
         </w:tc>
         <w:tc>
           <w:tcPr>
-            <w:tcW w:w="2551" w:type="dxa"/>
+            <w:tcW w:w="2132" w:type="dxa"/>
           </w:tcPr>
           <w:p>
             <w:pPr>
@@ -973,7 +1069,7 @@
         </w:tc>
         <w:tc>
           <w:tcPr>
-            <w:tcW w:w="2551" w:type="dxa"/>
+            <w:tcW w:w="2132" w:type="dxa"/>
           </w:tcPr>
           <w:p>
             <w:pPr>
@@ -997,11 +1093,19 @@
                 <w:rFonts w:ascii="Times New Roman" w:hAnsi="Times New Roman" w:cs="Times New Roman"/>
               </w:rPr>
             </w:pPr>
-            <w:r>
-              <w:rPr>
-                <w:rFonts w:ascii="Times New Roman" w:hAnsi="Times New Roman" w:cs="Times New Roman"/>
-              </w:rPr>
-              <w:t>Dinyatakan lulus pada tanggal</w:t>
+            <w:proofErr w:type="spellStart"/>
+            <w:r>
+              <w:rPr>
+                <w:rFonts w:ascii="Times New Roman" w:hAnsi="Times New Roman" w:cs="Times New Roman"/>
+              </w:rPr>
+              <w:t>Dinyatakan</w:t>
+            </w:r>
+            <w:proofErr w:type="spellEnd"/>
+            <w:r>
+              <w:rPr>
+                <w:rFonts w:ascii="Times New Roman" w:hAnsi="Times New Roman" w:cs="Times New Roman"/>
+              </w:rPr>
+              <w:t xml:space="preserve"> lulus pada tanggal</w:t>
             </w:r>
           </w:p>
         </w:tc>
@@ -1020,13 +1124,19 @@
               <w:rPr>
                 <w:rFonts w:ascii="Times New Roman" w:hAnsi="Times New Roman" w:cs="Times New Roman"/>
               </w:rPr>
-              <w:t>………………………</w:t>
-            </w:r>
-          </w:p>
-        </w:tc>
-        <w:tc>
-          <w:tcPr>
-            <w:tcW w:w="2551" w:type="dxa"/>
+              <w:t>……………………</w:t>
+            </w:r>
+            <w:r>
+              <w:rPr>
+                <w:rFonts w:ascii="Times New Roman" w:hAnsi="Times New Roman" w:cs="Times New Roman"/>
+              </w:rPr>
+              <w:t>…..</w:t>
+            </w:r>
+          </w:p>
+        </w:tc>
+        <w:tc>
+          <w:tcPr>
+            <w:tcW w:w="2132" w:type="dxa"/>
           </w:tcPr>
           <w:p>
             <w:pPr>
@@ -1048,8 +1158,8 @@
       </w:pPr>
     </w:p>
     <w:sectPr>
-      <w:pgSz w:w="12240" w:h="15840"/>
-      <w:pgMar w:top="1440" w:right="1440" w:bottom="1440" w:left="1440" w:header="720" w:footer="720" w:gutter="0"/>
+      <w:pgSz w:w="11906" w:h="16838" w:code="9"/>
+      <w:pgMar w:top="1701" w:right="1701" w:bottom="1701" w:left="2268" w:header="720" w:footer="720" w:gutter="0"/>
       <w:cols w:space="720"/>
       <w:docGrid w:linePitch="360"/>
     </w:sectPr>
@@ -1876,6 +1986,7 @@
   <w:style w:type="character" w:default="1" w:styleId="DefaultParagraphFont">
     <w:name w:val="Default Paragraph Font"/>
     <w:uiPriority w:val="1"/>
+    <w:semiHidden/>
     <w:unhideWhenUsed/>
   </w:style>
   <w:style w:type="table" w:default="1" w:styleId="TableNormal">

--- a/PERSETUJUAN PANITIA UJIAN TUGAS AKHIR.docx
+++ b/PERSETUJUAN PANITIA UJIAN TUGAS AKHIR.docx
@@ -36,7 +36,7 @@
     <w:tbl>
       <w:tblPr>
         <w:tblStyle w:val="TableGrid"/>
-        <w:tblW w:w="8931" w:type="dxa"/>
+        <w:tblW w:w="8075" w:type="dxa"/>
         <w:tblBorders>
           <w:top w:val="none" w:sz="0" w:space="0" w:color="auto"/>
           <w:left w:val="none" w:sz="0" w:space="0" w:color="auto"/>
@@ -49,27 +49,27 @@
         <w:tblLook w:val="04A0" w:firstRow="1" w:lastRow="0" w:firstColumn="1" w:lastColumn="0" w:noHBand="0" w:noVBand="1"/>
       </w:tblPr>
       <w:tblGrid>
-        <w:gridCol w:w="4106"/>
-        <w:gridCol w:w="2693"/>
-        <w:gridCol w:w="2132"/>
+        <w:gridCol w:w="3397"/>
+        <w:gridCol w:w="2552"/>
+        <w:gridCol w:w="2126"/>
       </w:tblGrid>
       <w:tr>
         <w:tc>
           <w:tcPr>
-            <w:tcW w:w="4106" w:type="dxa"/>
-          </w:tcPr>
-          <w:p>
-            <w:pPr>
-              <w:spacing w:line="360" w:lineRule="auto"/>
-              <w:rPr>
-                <w:rFonts w:ascii="Times New Roman" w:hAnsi="Times New Roman" w:cs="Times New Roman"/>
-              </w:rPr>
-            </w:pPr>
-          </w:p>
-        </w:tc>
-        <w:tc>
-          <w:tcPr>
-            <w:tcW w:w="2693" w:type="dxa"/>
+            <w:tcW w:w="3397" w:type="dxa"/>
+          </w:tcPr>
+          <w:p>
+            <w:pPr>
+              <w:spacing w:line="360" w:lineRule="auto"/>
+              <w:rPr>
+                <w:rFonts w:ascii="Times New Roman" w:hAnsi="Times New Roman" w:cs="Times New Roman"/>
+              </w:rPr>
+            </w:pPr>
+          </w:p>
+        </w:tc>
+        <w:tc>
+          <w:tcPr>
+            <w:tcW w:w="2552" w:type="dxa"/>
           </w:tcPr>
           <w:p>
             <w:pPr>
@@ -89,7 +89,7 @@
         </w:tc>
         <w:tc>
           <w:tcPr>
-            <w:tcW w:w="2132" w:type="dxa"/>
+            <w:tcW w:w="2126" w:type="dxa"/>
           </w:tcPr>
           <w:p>
             <w:pPr>
@@ -111,7 +111,7 @@
       <w:tr>
         <w:tc>
           <w:tcPr>
-            <w:tcW w:w="4106" w:type="dxa"/>
+            <w:tcW w:w="3397" w:type="dxa"/>
           </w:tcPr>
           <w:p>
             <w:pPr>
@@ -138,20 +138,20 @@
         </w:tc>
         <w:tc>
           <w:tcPr>
-            <w:tcW w:w="2693" w:type="dxa"/>
-          </w:tcPr>
-          <w:p>
-            <w:pPr>
-              <w:spacing w:line="360" w:lineRule="auto"/>
-              <w:rPr>
-                <w:rFonts w:ascii="Times New Roman" w:hAnsi="Times New Roman" w:cs="Times New Roman"/>
-              </w:rPr>
-            </w:pPr>
-          </w:p>
-        </w:tc>
-        <w:tc>
-          <w:tcPr>
-            <w:tcW w:w="2132" w:type="dxa"/>
+            <w:tcW w:w="2552" w:type="dxa"/>
+          </w:tcPr>
+          <w:p>
+            <w:pPr>
+              <w:spacing w:line="360" w:lineRule="auto"/>
+              <w:rPr>
+                <w:rFonts w:ascii="Times New Roman" w:hAnsi="Times New Roman" w:cs="Times New Roman"/>
+              </w:rPr>
+            </w:pPr>
+          </w:p>
+        </w:tc>
+        <w:tc>
+          <w:tcPr>
+            <w:tcW w:w="2126" w:type="dxa"/>
           </w:tcPr>
           <w:p>
             <w:pPr>
@@ -166,7 +166,7 @@
       <w:tr>
         <w:tc>
           <w:tcPr>
-            <w:tcW w:w="4106" w:type="dxa"/>
+            <w:tcW w:w="3397" w:type="dxa"/>
           </w:tcPr>
           <w:p>
             <w:pPr>
@@ -185,32 +185,26 @@
         </w:tc>
         <w:tc>
           <w:tcPr>
-            <w:tcW w:w="2693" w:type="dxa"/>
-          </w:tcPr>
-          <w:p>
-            <w:pPr>
-              <w:spacing w:line="360" w:lineRule="auto"/>
-              <w:rPr>
-                <w:rFonts w:ascii="Times New Roman" w:hAnsi="Times New Roman" w:cs="Times New Roman"/>
-              </w:rPr>
-            </w:pPr>
-            <w:r>
-              <w:rPr>
-                <w:rFonts w:ascii="Times New Roman" w:hAnsi="Times New Roman" w:cs="Times New Roman"/>
-              </w:rPr>
-              <w:t>……………………</w:t>
-            </w:r>
-            <w:r>
-              <w:rPr>
-                <w:rFonts w:ascii="Times New Roman" w:hAnsi="Times New Roman" w:cs="Times New Roman"/>
-              </w:rPr>
-              <w:t>…..</w:t>
-            </w:r>
-          </w:p>
-        </w:tc>
-        <w:tc>
-          <w:tcPr>
-            <w:tcW w:w="2132" w:type="dxa"/>
+            <w:tcW w:w="2552" w:type="dxa"/>
+          </w:tcPr>
+          <w:p>
+            <w:pPr>
+              <w:spacing w:line="360" w:lineRule="auto"/>
+              <w:rPr>
+                <w:rFonts w:ascii="Times New Roman" w:hAnsi="Times New Roman" w:cs="Times New Roman"/>
+              </w:rPr>
+            </w:pPr>
+            <w:r>
+              <w:rPr>
+                <w:rFonts w:ascii="Times New Roman" w:hAnsi="Times New Roman" w:cs="Times New Roman"/>
+              </w:rPr>
+              <w:t>………………………..</w:t>
+            </w:r>
+          </w:p>
+        </w:tc>
+        <w:tc>
+          <w:tcPr>
+            <w:tcW w:w="2126" w:type="dxa"/>
           </w:tcPr>
           <w:p>
             <w:pPr>
@@ -231,33 +225,33 @@
       <w:tr>
         <w:tc>
           <w:tcPr>
-            <w:tcW w:w="4106" w:type="dxa"/>
-          </w:tcPr>
-          <w:p>
-            <w:pPr>
-              <w:spacing w:line="360" w:lineRule="auto"/>
-              <w:rPr>
-                <w:rFonts w:ascii="Times New Roman" w:hAnsi="Times New Roman" w:cs="Times New Roman"/>
-              </w:rPr>
-            </w:pPr>
-          </w:p>
-        </w:tc>
-        <w:tc>
-          <w:tcPr>
-            <w:tcW w:w="2693" w:type="dxa"/>
-          </w:tcPr>
-          <w:p>
-            <w:pPr>
-              <w:spacing w:line="360" w:lineRule="auto"/>
-              <w:rPr>
-                <w:rFonts w:ascii="Times New Roman" w:hAnsi="Times New Roman" w:cs="Times New Roman"/>
-              </w:rPr>
-            </w:pPr>
-          </w:p>
-        </w:tc>
-        <w:tc>
-          <w:tcPr>
-            <w:tcW w:w="2132" w:type="dxa"/>
+            <w:tcW w:w="3397" w:type="dxa"/>
+          </w:tcPr>
+          <w:p>
+            <w:pPr>
+              <w:spacing w:line="360" w:lineRule="auto"/>
+              <w:rPr>
+                <w:rFonts w:ascii="Times New Roman" w:hAnsi="Times New Roman" w:cs="Times New Roman"/>
+              </w:rPr>
+            </w:pPr>
+          </w:p>
+        </w:tc>
+        <w:tc>
+          <w:tcPr>
+            <w:tcW w:w="2552" w:type="dxa"/>
+          </w:tcPr>
+          <w:p>
+            <w:pPr>
+              <w:spacing w:line="360" w:lineRule="auto"/>
+              <w:rPr>
+                <w:rFonts w:ascii="Times New Roman" w:hAnsi="Times New Roman" w:cs="Times New Roman"/>
+              </w:rPr>
+            </w:pPr>
+          </w:p>
+        </w:tc>
+        <w:tc>
+          <w:tcPr>
+            <w:tcW w:w="2126" w:type="dxa"/>
           </w:tcPr>
           <w:p>
             <w:pPr>
@@ -272,33 +266,33 @@
       <w:tr>
         <w:tc>
           <w:tcPr>
-            <w:tcW w:w="4106" w:type="dxa"/>
-          </w:tcPr>
-          <w:p>
-            <w:pPr>
-              <w:spacing w:line="360" w:lineRule="auto"/>
-              <w:rPr>
-                <w:rFonts w:ascii="Times New Roman" w:hAnsi="Times New Roman" w:cs="Times New Roman"/>
-              </w:rPr>
-            </w:pPr>
-          </w:p>
-        </w:tc>
-        <w:tc>
-          <w:tcPr>
-            <w:tcW w:w="2693" w:type="dxa"/>
-          </w:tcPr>
-          <w:p>
-            <w:pPr>
-              <w:spacing w:line="360" w:lineRule="auto"/>
-              <w:rPr>
-                <w:rFonts w:ascii="Times New Roman" w:hAnsi="Times New Roman" w:cs="Times New Roman"/>
-              </w:rPr>
-            </w:pPr>
-          </w:p>
-        </w:tc>
-        <w:tc>
-          <w:tcPr>
-            <w:tcW w:w="2132" w:type="dxa"/>
+            <w:tcW w:w="3397" w:type="dxa"/>
+          </w:tcPr>
+          <w:p>
+            <w:pPr>
+              <w:spacing w:line="360" w:lineRule="auto"/>
+              <w:rPr>
+                <w:rFonts w:ascii="Times New Roman" w:hAnsi="Times New Roman" w:cs="Times New Roman"/>
+              </w:rPr>
+            </w:pPr>
+          </w:p>
+        </w:tc>
+        <w:tc>
+          <w:tcPr>
+            <w:tcW w:w="2552" w:type="dxa"/>
+          </w:tcPr>
+          <w:p>
+            <w:pPr>
+              <w:spacing w:line="360" w:lineRule="auto"/>
+              <w:rPr>
+                <w:rFonts w:ascii="Times New Roman" w:hAnsi="Times New Roman" w:cs="Times New Roman"/>
+              </w:rPr>
+            </w:pPr>
+          </w:p>
+        </w:tc>
+        <w:tc>
+          <w:tcPr>
+            <w:tcW w:w="2126" w:type="dxa"/>
           </w:tcPr>
           <w:p>
             <w:pPr>
@@ -313,7 +307,7 @@
       <w:tr>
         <w:tc>
           <w:tcPr>
-            <w:tcW w:w="4106" w:type="dxa"/>
+            <w:tcW w:w="3397" w:type="dxa"/>
           </w:tcPr>
           <w:p>
             <w:pPr>
@@ -340,20 +334,20 @@
         </w:tc>
         <w:tc>
           <w:tcPr>
-            <w:tcW w:w="2693" w:type="dxa"/>
-          </w:tcPr>
-          <w:p>
-            <w:pPr>
-              <w:spacing w:line="360" w:lineRule="auto"/>
-              <w:rPr>
-                <w:rFonts w:ascii="Times New Roman" w:hAnsi="Times New Roman" w:cs="Times New Roman"/>
-              </w:rPr>
-            </w:pPr>
-          </w:p>
-        </w:tc>
-        <w:tc>
-          <w:tcPr>
-            <w:tcW w:w="2132" w:type="dxa"/>
+            <w:tcW w:w="2552" w:type="dxa"/>
+          </w:tcPr>
+          <w:p>
+            <w:pPr>
+              <w:spacing w:line="360" w:lineRule="auto"/>
+              <w:rPr>
+                <w:rFonts w:ascii="Times New Roman" w:hAnsi="Times New Roman" w:cs="Times New Roman"/>
+              </w:rPr>
+            </w:pPr>
+          </w:p>
+        </w:tc>
+        <w:tc>
+          <w:tcPr>
+            <w:tcW w:w="2126" w:type="dxa"/>
           </w:tcPr>
           <w:p>
             <w:pPr>
@@ -368,7 +362,7 @@
       <w:tr>
         <w:tc>
           <w:tcPr>
-            <w:tcW w:w="4106" w:type="dxa"/>
+            <w:tcW w:w="3397" w:type="dxa"/>
           </w:tcPr>
           <w:p>
             <w:pPr>
@@ -425,32 +419,26 @@
         </w:tc>
         <w:tc>
           <w:tcPr>
-            <w:tcW w:w="2693" w:type="dxa"/>
-          </w:tcPr>
-          <w:p>
-            <w:pPr>
-              <w:spacing w:line="360" w:lineRule="auto"/>
-              <w:rPr>
-                <w:rFonts w:ascii="Times New Roman" w:hAnsi="Times New Roman" w:cs="Times New Roman"/>
-              </w:rPr>
-            </w:pPr>
-            <w:r>
-              <w:rPr>
-                <w:rFonts w:ascii="Times New Roman" w:hAnsi="Times New Roman" w:cs="Times New Roman"/>
-              </w:rPr>
-              <w:t>……………………</w:t>
-            </w:r>
-            <w:r>
-              <w:rPr>
-                <w:rFonts w:ascii="Times New Roman" w:hAnsi="Times New Roman" w:cs="Times New Roman"/>
-              </w:rPr>
-              <w:t>…..</w:t>
-            </w:r>
-          </w:p>
-        </w:tc>
-        <w:tc>
-          <w:tcPr>
-            <w:tcW w:w="2132" w:type="dxa"/>
+            <w:tcW w:w="2552" w:type="dxa"/>
+          </w:tcPr>
+          <w:p>
+            <w:pPr>
+              <w:spacing w:line="360" w:lineRule="auto"/>
+              <w:rPr>
+                <w:rFonts w:ascii="Times New Roman" w:hAnsi="Times New Roman" w:cs="Times New Roman"/>
+              </w:rPr>
+            </w:pPr>
+            <w:r>
+              <w:rPr>
+                <w:rFonts w:ascii="Times New Roman" w:hAnsi="Times New Roman" w:cs="Times New Roman"/>
+              </w:rPr>
+              <w:t>………………………..</w:t>
+            </w:r>
+          </w:p>
+        </w:tc>
+        <w:tc>
+          <w:tcPr>
+            <w:tcW w:w="2126" w:type="dxa"/>
           </w:tcPr>
           <w:p>
             <w:pPr>
@@ -471,33 +459,33 @@
       <w:tr>
         <w:tc>
           <w:tcPr>
-            <w:tcW w:w="4106" w:type="dxa"/>
-          </w:tcPr>
-          <w:p>
-            <w:pPr>
-              <w:spacing w:line="360" w:lineRule="auto"/>
-              <w:rPr>
-                <w:rFonts w:ascii="Times New Roman" w:hAnsi="Times New Roman" w:cs="Times New Roman"/>
-              </w:rPr>
-            </w:pPr>
-          </w:p>
-        </w:tc>
-        <w:tc>
-          <w:tcPr>
-            <w:tcW w:w="2693" w:type="dxa"/>
-          </w:tcPr>
-          <w:p>
-            <w:pPr>
-              <w:spacing w:line="360" w:lineRule="auto"/>
-              <w:rPr>
-                <w:rFonts w:ascii="Times New Roman" w:hAnsi="Times New Roman" w:cs="Times New Roman"/>
-              </w:rPr>
-            </w:pPr>
-          </w:p>
-        </w:tc>
-        <w:tc>
-          <w:tcPr>
-            <w:tcW w:w="2132" w:type="dxa"/>
+            <w:tcW w:w="3397" w:type="dxa"/>
+          </w:tcPr>
+          <w:p>
+            <w:pPr>
+              <w:spacing w:line="360" w:lineRule="auto"/>
+              <w:rPr>
+                <w:rFonts w:ascii="Times New Roman" w:hAnsi="Times New Roman" w:cs="Times New Roman"/>
+              </w:rPr>
+            </w:pPr>
+          </w:p>
+        </w:tc>
+        <w:tc>
+          <w:tcPr>
+            <w:tcW w:w="2552" w:type="dxa"/>
+          </w:tcPr>
+          <w:p>
+            <w:pPr>
+              <w:spacing w:line="360" w:lineRule="auto"/>
+              <w:rPr>
+                <w:rFonts w:ascii="Times New Roman" w:hAnsi="Times New Roman" w:cs="Times New Roman"/>
+              </w:rPr>
+            </w:pPr>
+          </w:p>
+        </w:tc>
+        <w:tc>
+          <w:tcPr>
+            <w:tcW w:w="2126" w:type="dxa"/>
           </w:tcPr>
           <w:p>
             <w:pPr>
@@ -512,7 +500,7 @@
       <w:tr>
         <w:tc>
           <w:tcPr>
-            <w:tcW w:w="4106" w:type="dxa"/>
+            <w:tcW w:w="3397" w:type="dxa"/>
           </w:tcPr>
           <w:p>
             <w:pPr>
@@ -539,20 +527,20 @@
         </w:tc>
         <w:tc>
           <w:tcPr>
-            <w:tcW w:w="2693" w:type="dxa"/>
-          </w:tcPr>
-          <w:p>
-            <w:pPr>
-              <w:spacing w:line="360" w:lineRule="auto"/>
-              <w:rPr>
-                <w:rFonts w:ascii="Times New Roman" w:hAnsi="Times New Roman" w:cs="Times New Roman"/>
-              </w:rPr>
-            </w:pPr>
-          </w:p>
-        </w:tc>
-        <w:tc>
-          <w:tcPr>
-            <w:tcW w:w="2132" w:type="dxa"/>
+            <w:tcW w:w="2552" w:type="dxa"/>
+          </w:tcPr>
+          <w:p>
+            <w:pPr>
+              <w:spacing w:line="360" w:lineRule="auto"/>
+              <w:rPr>
+                <w:rFonts w:ascii="Times New Roman" w:hAnsi="Times New Roman" w:cs="Times New Roman"/>
+              </w:rPr>
+            </w:pPr>
+          </w:p>
+        </w:tc>
+        <w:tc>
+          <w:tcPr>
+            <w:tcW w:w="2126" w:type="dxa"/>
           </w:tcPr>
           <w:p>
             <w:pPr>
@@ -567,7 +555,7 @@
       <w:tr>
         <w:tc>
           <w:tcPr>
-            <w:tcW w:w="4106" w:type="dxa"/>
+            <w:tcW w:w="3397" w:type="dxa"/>
           </w:tcPr>
           <w:p>
             <w:pPr>
@@ -624,32 +612,26 @@
         </w:tc>
         <w:tc>
           <w:tcPr>
-            <w:tcW w:w="2693" w:type="dxa"/>
-          </w:tcPr>
-          <w:p>
-            <w:pPr>
-              <w:spacing w:line="360" w:lineRule="auto"/>
-              <w:rPr>
-                <w:rFonts w:ascii="Times New Roman" w:hAnsi="Times New Roman" w:cs="Times New Roman"/>
-              </w:rPr>
-            </w:pPr>
-            <w:r>
-              <w:rPr>
-                <w:rFonts w:ascii="Times New Roman" w:hAnsi="Times New Roman" w:cs="Times New Roman"/>
-              </w:rPr>
-              <w:t>……………………</w:t>
-            </w:r>
-            <w:r>
-              <w:rPr>
-                <w:rFonts w:ascii="Times New Roman" w:hAnsi="Times New Roman" w:cs="Times New Roman"/>
-              </w:rPr>
-              <w:t>…..</w:t>
-            </w:r>
-          </w:p>
-        </w:tc>
-        <w:tc>
-          <w:tcPr>
-            <w:tcW w:w="2132" w:type="dxa"/>
+            <w:tcW w:w="2552" w:type="dxa"/>
+          </w:tcPr>
+          <w:p>
+            <w:pPr>
+              <w:spacing w:line="360" w:lineRule="auto"/>
+              <w:rPr>
+                <w:rFonts w:ascii="Times New Roman" w:hAnsi="Times New Roman" w:cs="Times New Roman"/>
+              </w:rPr>
+            </w:pPr>
+            <w:r>
+              <w:rPr>
+                <w:rFonts w:ascii="Times New Roman" w:hAnsi="Times New Roman" w:cs="Times New Roman"/>
+              </w:rPr>
+              <w:t>………………………..</w:t>
+            </w:r>
+          </w:p>
+        </w:tc>
+        <w:tc>
+          <w:tcPr>
+            <w:tcW w:w="2126" w:type="dxa"/>
           </w:tcPr>
           <w:p>
             <w:pPr>
@@ -670,33 +652,33 @@
       <w:tr>
         <w:tc>
           <w:tcPr>
-            <w:tcW w:w="4106" w:type="dxa"/>
-          </w:tcPr>
-          <w:p>
-            <w:pPr>
-              <w:spacing w:line="360" w:lineRule="auto"/>
-              <w:rPr>
-                <w:rFonts w:ascii="Times New Roman" w:hAnsi="Times New Roman" w:cs="Times New Roman"/>
-              </w:rPr>
-            </w:pPr>
-          </w:p>
-        </w:tc>
-        <w:tc>
-          <w:tcPr>
-            <w:tcW w:w="2693" w:type="dxa"/>
-          </w:tcPr>
-          <w:p>
-            <w:pPr>
-              <w:spacing w:line="360" w:lineRule="auto"/>
-              <w:rPr>
-                <w:rFonts w:ascii="Times New Roman" w:hAnsi="Times New Roman" w:cs="Times New Roman"/>
-              </w:rPr>
-            </w:pPr>
-          </w:p>
-        </w:tc>
-        <w:tc>
-          <w:tcPr>
-            <w:tcW w:w="2132" w:type="dxa"/>
+            <w:tcW w:w="3397" w:type="dxa"/>
+          </w:tcPr>
+          <w:p>
+            <w:pPr>
+              <w:spacing w:line="360" w:lineRule="auto"/>
+              <w:rPr>
+                <w:rFonts w:ascii="Times New Roman" w:hAnsi="Times New Roman" w:cs="Times New Roman"/>
+              </w:rPr>
+            </w:pPr>
+          </w:p>
+        </w:tc>
+        <w:tc>
+          <w:tcPr>
+            <w:tcW w:w="2552" w:type="dxa"/>
+          </w:tcPr>
+          <w:p>
+            <w:pPr>
+              <w:spacing w:line="360" w:lineRule="auto"/>
+              <w:rPr>
+                <w:rFonts w:ascii="Times New Roman" w:hAnsi="Times New Roman" w:cs="Times New Roman"/>
+              </w:rPr>
+            </w:pPr>
+          </w:p>
+        </w:tc>
+        <w:tc>
+          <w:tcPr>
+            <w:tcW w:w="2126" w:type="dxa"/>
           </w:tcPr>
           <w:p>
             <w:pPr>
@@ -711,33 +693,33 @@
       <w:tr>
         <w:tc>
           <w:tcPr>
-            <w:tcW w:w="4106" w:type="dxa"/>
-          </w:tcPr>
-          <w:p>
-            <w:pPr>
-              <w:spacing w:line="360" w:lineRule="auto"/>
-              <w:rPr>
-                <w:rFonts w:ascii="Times New Roman" w:hAnsi="Times New Roman" w:cs="Times New Roman"/>
-              </w:rPr>
-            </w:pPr>
-          </w:p>
-        </w:tc>
-        <w:tc>
-          <w:tcPr>
-            <w:tcW w:w="2693" w:type="dxa"/>
-          </w:tcPr>
-          <w:p>
-            <w:pPr>
-              <w:spacing w:line="360" w:lineRule="auto"/>
-              <w:rPr>
-                <w:rFonts w:ascii="Times New Roman" w:hAnsi="Times New Roman" w:cs="Times New Roman"/>
-              </w:rPr>
-            </w:pPr>
-          </w:p>
-        </w:tc>
-        <w:tc>
-          <w:tcPr>
-            <w:tcW w:w="2132" w:type="dxa"/>
+            <w:tcW w:w="3397" w:type="dxa"/>
+          </w:tcPr>
+          <w:p>
+            <w:pPr>
+              <w:spacing w:line="360" w:lineRule="auto"/>
+              <w:rPr>
+                <w:rFonts w:ascii="Times New Roman" w:hAnsi="Times New Roman" w:cs="Times New Roman"/>
+              </w:rPr>
+            </w:pPr>
+          </w:p>
+        </w:tc>
+        <w:tc>
+          <w:tcPr>
+            <w:tcW w:w="2552" w:type="dxa"/>
+          </w:tcPr>
+          <w:p>
+            <w:pPr>
+              <w:spacing w:line="360" w:lineRule="auto"/>
+              <w:rPr>
+                <w:rFonts w:ascii="Times New Roman" w:hAnsi="Times New Roman" w:cs="Times New Roman"/>
+              </w:rPr>
+            </w:pPr>
+          </w:p>
+        </w:tc>
+        <w:tc>
+          <w:tcPr>
+            <w:tcW w:w="2126" w:type="dxa"/>
           </w:tcPr>
           <w:p>
             <w:pPr>
@@ -752,7 +734,7 @@
       <w:tr>
         <w:tc>
           <w:tcPr>
-            <w:tcW w:w="4106" w:type="dxa"/>
+            <w:tcW w:w="3397" w:type="dxa"/>
           </w:tcPr>
           <w:p>
             <w:pPr>
@@ -779,20 +761,20 @@
         </w:tc>
         <w:tc>
           <w:tcPr>
-            <w:tcW w:w="2693" w:type="dxa"/>
-          </w:tcPr>
-          <w:p>
-            <w:pPr>
-              <w:spacing w:line="360" w:lineRule="auto"/>
-              <w:rPr>
-                <w:rFonts w:ascii="Times New Roman" w:hAnsi="Times New Roman" w:cs="Times New Roman"/>
-              </w:rPr>
-            </w:pPr>
-          </w:p>
-        </w:tc>
-        <w:tc>
-          <w:tcPr>
-            <w:tcW w:w="2132" w:type="dxa"/>
+            <w:tcW w:w="2552" w:type="dxa"/>
+          </w:tcPr>
+          <w:p>
+            <w:pPr>
+              <w:spacing w:line="360" w:lineRule="auto"/>
+              <w:rPr>
+                <w:rFonts w:ascii="Times New Roman" w:hAnsi="Times New Roman" w:cs="Times New Roman"/>
+              </w:rPr>
+            </w:pPr>
+          </w:p>
+        </w:tc>
+        <w:tc>
+          <w:tcPr>
+            <w:tcW w:w="2126" w:type="dxa"/>
           </w:tcPr>
           <w:p>
             <w:pPr>
@@ -807,7 +789,7 @@
       <w:tr>
         <w:tc>
           <w:tcPr>
-            <w:tcW w:w="4106" w:type="dxa"/>
+            <w:tcW w:w="3397" w:type="dxa"/>
           </w:tcPr>
           <w:p>
             <w:pPr>
@@ -874,32 +856,26 @@
         </w:tc>
         <w:tc>
           <w:tcPr>
-            <w:tcW w:w="2693" w:type="dxa"/>
-          </w:tcPr>
-          <w:p>
-            <w:pPr>
-              <w:spacing w:line="360" w:lineRule="auto"/>
-              <w:rPr>
-                <w:rFonts w:ascii="Times New Roman" w:hAnsi="Times New Roman" w:cs="Times New Roman"/>
-              </w:rPr>
-            </w:pPr>
-            <w:r>
-              <w:rPr>
-                <w:rFonts w:ascii="Times New Roman" w:hAnsi="Times New Roman" w:cs="Times New Roman"/>
-              </w:rPr>
-              <w:t>……………………</w:t>
-            </w:r>
-            <w:r>
-              <w:rPr>
-                <w:rFonts w:ascii="Times New Roman" w:hAnsi="Times New Roman" w:cs="Times New Roman"/>
-              </w:rPr>
-              <w:t>…..</w:t>
-            </w:r>
-          </w:p>
-        </w:tc>
-        <w:tc>
-          <w:tcPr>
-            <w:tcW w:w="2132" w:type="dxa"/>
+            <w:tcW w:w="2552" w:type="dxa"/>
+          </w:tcPr>
+          <w:p>
+            <w:pPr>
+              <w:spacing w:line="360" w:lineRule="auto"/>
+              <w:rPr>
+                <w:rFonts w:ascii="Times New Roman" w:hAnsi="Times New Roman" w:cs="Times New Roman"/>
+              </w:rPr>
+            </w:pPr>
+            <w:r>
+              <w:rPr>
+                <w:rFonts w:ascii="Times New Roman" w:hAnsi="Times New Roman" w:cs="Times New Roman"/>
+              </w:rPr>
+              <w:t>………………………..</w:t>
+            </w:r>
+          </w:p>
+        </w:tc>
+        <w:tc>
+          <w:tcPr>
+            <w:tcW w:w="2126" w:type="dxa"/>
           </w:tcPr>
           <w:p>
             <w:pPr>
@@ -920,33 +896,33 @@
       <w:tr>
         <w:tc>
           <w:tcPr>
-            <w:tcW w:w="4106" w:type="dxa"/>
-          </w:tcPr>
-          <w:p>
-            <w:pPr>
-              <w:spacing w:line="360" w:lineRule="auto"/>
-              <w:rPr>
-                <w:rFonts w:ascii="Times New Roman" w:hAnsi="Times New Roman" w:cs="Times New Roman"/>
-              </w:rPr>
-            </w:pPr>
-          </w:p>
-        </w:tc>
-        <w:tc>
-          <w:tcPr>
-            <w:tcW w:w="2693" w:type="dxa"/>
-          </w:tcPr>
-          <w:p>
-            <w:pPr>
-              <w:spacing w:line="360" w:lineRule="auto"/>
-              <w:rPr>
-                <w:rFonts w:ascii="Times New Roman" w:hAnsi="Times New Roman" w:cs="Times New Roman"/>
-              </w:rPr>
-            </w:pPr>
-          </w:p>
-        </w:tc>
-        <w:tc>
-          <w:tcPr>
-            <w:tcW w:w="2132" w:type="dxa"/>
+            <w:tcW w:w="3397" w:type="dxa"/>
+          </w:tcPr>
+          <w:p>
+            <w:pPr>
+              <w:spacing w:line="360" w:lineRule="auto"/>
+              <w:rPr>
+                <w:rFonts w:ascii="Times New Roman" w:hAnsi="Times New Roman" w:cs="Times New Roman"/>
+              </w:rPr>
+            </w:pPr>
+          </w:p>
+        </w:tc>
+        <w:tc>
+          <w:tcPr>
+            <w:tcW w:w="2552" w:type="dxa"/>
+          </w:tcPr>
+          <w:p>
+            <w:pPr>
+              <w:spacing w:line="360" w:lineRule="auto"/>
+              <w:rPr>
+                <w:rFonts w:ascii="Times New Roman" w:hAnsi="Times New Roman" w:cs="Times New Roman"/>
+              </w:rPr>
+            </w:pPr>
+          </w:p>
+        </w:tc>
+        <w:tc>
+          <w:tcPr>
+            <w:tcW w:w="2126" w:type="dxa"/>
           </w:tcPr>
           <w:p>
             <w:pPr>
@@ -961,33 +937,33 @@
       <w:tr>
         <w:tc>
           <w:tcPr>
-            <w:tcW w:w="4106" w:type="dxa"/>
-          </w:tcPr>
-          <w:p>
-            <w:pPr>
-              <w:spacing w:line="360" w:lineRule="auto"/>
-              <w:rPr>
-                <w:rFonts w:ascii="Times New Roman" w:hAnsi="Times New Roman" w:cs="Times New Roman"/>
-              </w:rPr>
-            </w:pPr>
-          </w:p>
-        </w:tc>
-        <w:tc>
-          <w:tcPr>
-            <w:tcW w:w="2693" w:type="dxa"/>
-          </w:tcPr>
-          <w:p>
-            <w:pPr>
-              <w:spacing w:line="360" w:lineRule="auto"/>
-              <w:rPr>
-                <w:rFonts w:ascii="Times New Roman" w:hAnsi="Times New Roman" w:cs="Times New Roman"/>
-              </w:rPr>
-            </w:pPr>
-          </w:p>
-        </w:tc>
-        <w:tc>
-          <w:tcPr>
-            <w:tcW w:w="2132" w:type="dxa"/>
+            <w:tcW w:w="3397" w:type="dxa"/>
+          </w:tcPr>
+          <w:p>
+            <w:pPr>
+              <w:spacing w:line="360" w:lineRule="auto"/>
+              <w:rPr>
+                <w:rFonts w:ascii="Times New Roman" w:hAnsi="Times New Roman" w:cs="Times New Roman"/>
+              </w:rPr>
+            </w:pPr>
+          </w:p>
+        </w:tc>
+        <w:tc>
+          <w:tcPr>
+            <w:tcW w:w="2552" w:type="dxa"/>
+          </w:tcPr>
+          <w:p>
+            <w:pPr>
+              <w:spacing w:line="360" w:lineRule="auto"/>
+              <w:rPr>
+                <w:rFonts w:ascii="Times New Roman" w:hAnsi="Times New Roman" w:cs="Times New Roman"/>
+              </w:rPr>
+            </w:pPr>
+          </w:p>
+        </w:tc>
+        <w:tc>
+          <w:tcPr>
+            <w:tcW w:w="2126" w:type="dxa"/>
           </w:tcPr>
           <w:p>
             <w:pPr>
@@ -1002,33 +978,33 @@
       <w:tr>
         <w:tc>
           <w:tcPr>
-            <w:tcW w:w="4106" w:type="dxa"/>
-          </w:tcPr>
-          <w:p>
-            <w:pPr>
-              <w:spacing w:line="360" w:lineRule="auto"/>
-              <w:rPr>
-                <w:rFonts w:ascii="Times New Roman" w:hAnsi="Times New Roman" w:cs="Times New Roman"/>
-              </w:rPr>
-            </w:pPr>
-          </w:p>
-        </w:tc>
-        <w:tc>
-          <w:tcPr>
-            <w:tcW w:w="2693" w:type="dxa"/>
-          </w:tcPr>
-          <w:p>
-            <w:pPr>
-              <w:spacing w:line="360" w:lineRule="auto"/>
-              <w:rPr>
-                <w:rFonts w:ascii="Times New Roman" w:hAnsi="Times New Roman" w:cs="Times New Roman"/>
-              </w:rPr>
-            </w:pPr>
-          </w:p>
-        </w:tc>
-        <w:tc>
-          <w:tcPr>
-            <w:tcW w:w="2132" w:type="dxa"/>
+            <w:tcW w:w="3397" w:type="dxa"/>
+          </w:tcPr>
+          <w:p>
+            <w:pPr>
+              <w:spacing w:line="360" w:lineRule="auto"/>
+              <w:rPr>
+                <w:rFonts w:ascii="Times New Roman" w:hAnsi="Times New Roman" w:cs="Times New Roman"/>
+              </w:rPr>
+            </w:pPr>
+          </w:p>
+        </w:tc>
+        <w:tc>
+          <w:tcPr>
+            <w:tcW w:w="2552" w:type="dxa"/>
+          </w:tcPr>
+          <w:p>
+            <w:pPr>
+              <w:spacing w:line="360" w:lineRule="auto"/>
+              <w:rPr>
+                <w:rFonts w:ascii="Times New Roman" w:hAnsi="Times New Roman" w:cs="Times New Roman"/>
+              </w:rPr>
+            </w:pPr>
+          </w:p>
+        </w:tc>
+        <w:tc>
+          <w:tcPr>
+            <w:tcW w:w="2126" w:type="dxa"/>
           </w:tcPr>
           <w:p>
             <w:pPr>
@@ -1043,33 +1019,33 @@
       <w:tr>
         <w:tc>
           <w:tcPr>
-            <w:tcW w:w="4106" w:type="dxa"/>
-          </w:tcPr>
-          <w:p>
-            <w:pPr>
-              <w:spacing w:line="360" w:lineRule="auto"/>
-              <w:rPr>
-                <w:rFonts w:ascii="Times New Roman" w:hAnsi="Times New Roman" w:cs="Times New Roman"/>
-              </w:rPr>
-            </w:pPr>
-          </w:p>
-        </w:tc>
-        <w:tc>
-          <w:tcPr>
-            <w:tcW w:w="2693" w:type="dxa"/>
-          </w:tcPr>
-          <w:p>
-            <w:pPr>
-              <w:spacing w:line="360" w:lineRule="auto"/>
-              <w:rPr>
-                <w:rFonts w:ascii="Times New Roman" w:hAnsi="Times New Roman" w:cs="Times New Roman"/>
-              </w:rPr>
-            </w:pPr>
-          </w:p>
-        </w:tc>
-        <w:tc>
-          <w:tcPr>
-            <w:tcW w:w="2132" w:type="dxa"/>
+            <w:tcW w:w="3397" w:type="dxa"/>
+          </w:tcPr>
+          <w:p>
+            <w:pPr>
+              <w:spacing w:line="360" w:lineRule="auto"/>
+              <w:rPr>
+                <w:rFonts w:ascii="Times New Roman" w:hAnsi="Times New Roman" w:cs="Times New Roman"/>
+              </w:rPr>
+            </w:pPr>
+          </w:p>
+        </w:tc>
+        <w:tc>
+          <w:tcPr>
+            <w:tcW w:w="2552" w:type="dxa"/>
+          </w:tcPr>
+          <w:p>
+            <w:pPr>
+              <w:spacing w:line="360" w:lineRule="auto"/>
+              <w:rPr>
+                <w:rFonts w:ascii="Times New Roman" w:hAnsi="Times New Roman" w:cs="Times New Roman"/>
+              </w:rPr>
+            </w:pPr>
+          </w:p>
+        </w:tc>
+        <w:tc>
+          <w:tcPr>
+            <w:tcW w:w="2126" w:type="dxa"/>
           </w:tcPr>
           <w:p>
             <w:pPr>
@@ -1084,7 +1060,7 @@
       <w:tr>
         <w:tc>
           <w:tcPr>
-            <w:tcW w:w="4106" w:type="dxa"/>
+            <w:tcW w:w="3397" w:type="dxa"/>
           </w:tcPr>
           <w:p>
             <w:pPr>
@@ -1111,32 +1087,26 @@
         </w:tc>
         <w:tc>
           <w:tcPr>
-            <w:tcW w:w="2693" w:type="dxa"/>
-          </w:tcPr>
-          <w:p>
-            <w:pPr>
-              <w:spacing w:line="360" w:lineRule="auto"/>
-              <w:rPr>
-                <w:rFonts w:ascii="Times New Roman" w:hAnsi="Times New Roman" w:cs="Times New Roman"/>
-              </w:rPr>
-            </w:pPr>
-            <w:r>
-              <w:rPr>
-                <w:rFonts w:ascii="Times New Roman" w:hAnsi="Times New Roman" w:cs="Times New Roman"/>
-              </w:rPr>
-              <w:t>……………………</w:t>
-            </w:r>
-            <w:r>
-              <w:rPr>
-                <w:rFonts w:ascii="Times New Roman" w:hAnsi="Times New Roman" w:cs="Times New Roman"/>
-              </w:rPr>
-              <w:t>…..</w:t>
-            </w:r>
-          </w:p>
-        </w:tc>
-        <w:tc>
-          <w:tcPr>
-            <w:tcW w:w="2132" w:type="dxa"/>
+            <w:tcW w:w="2552" w:type="dxa"/>
+          </w:tcPr>
+          <w:p>
+            <w:pPr>
+              <w:spacing w:line="360" w:lineRule="auto"/>
+              <w:rPr>
+                <w:rFonts w:ascii="Times New Roman" w:hAnsi="Times New Roman" w:cs="Times New Roman"/>
+              </w:rPr>
+            </w:pPr>
+            <w:r>
+              <w:rPr>
+                <w:rFonts w:ascii="Times New Roman" w:hAnsi="Times New Roman" w:cs="Times New Roman"/>
+              </w:rPr>
+              <w:t>………………………..</w:t>
+            </w:r>
+          </w:p>
+        </w:tc>
+        <w:tc>
+          <w:tcPr>
+            <w:tcW w:w="2126" w:type="dxa"/>
           </w:tcPr>
           <w:p>
             <w:pPr>
@@ -1158,13 +1128,129 @@
       </w:pPr>
     </w:p>
     <w:sectPr>
+      <w:footerReference w:type="default" r:id="rId7"/>
       <w:pgSz w:w="11906" w:h="16838" w:code="9"/>
       <w:pgMar w:top="1701" w:right="1701" w:bottom="1701" w:left="2268" w:header="720" w:footer="720" w:gutter="0"/>
+      <w:pgNumType w:fmt="lowerRoman" w:start="3"/>
       <w:cols w:space="720"/>
       <w:docGrid w:linePitch="360"/>
     </w:sectPr>
   </w:body>
 </w:document>
+</file>
+
+<file path=word/endnotes.xml><?xml version="1.0" encoding="utf-8"?>
+<w:endnotes xmlns:wpc="http://schemas.microsoft.com/office/word/2010/wordprocessingCanvas" xmlns:cx="http://schemas.microsoft.com/office/drawing/2014/chartex" xmlns:cx1="http://schemas.microsoft.com/office/drawing/2015/9/8/chartex" xmlns:cx2="http://schemas.microsoft.com/office/drawing/2015/10/21/chartex" xmlns:cx3="http://schemas.microsoft.com/office/drawing/2016/5/9/chartex" xmlns:cx4="http://schemas.microsoft.com/office/drawing/2016/5/10/chartex" xmlns:cx5="http://schemas.microsoft.com/office/drawing/2016/5/11/chartex" xmlns:cx6="http://schemas.microsoft.com/office/drawing/2016/5/12/chartex" xmlns:cx7="http://schemas.microsoft.com/office/drawing/2016/5/13/chartex" xmlns:cx8="http://schemas.microsoft.com/office/drawing/2016/5/14/chartex" xmlns:mc="http://schemas.openxmlformats.org/markup-compatibility/2006" xmlns:aink="http://schemas.microsoft.com/office/drawing/2016/ink" xmlns:am3d="http://schemas.microsoft.com/office/drawing/2017/model3d" xmlns:o="urn:schemas-microsoft-com:office:office" xmlns:oel="http://schemas.microsoft.com/office/2019/extlst" xmlns:r="http://schemas.openxmlformats.org/officeDocument/2006/relationships" xmlns:m="http://schemas.openxmlformats.org/officeDocument/2006/math" xmlns:v="urn:schemas-microsoft-com:vml" xmlns:wp14="http://schemas.microsoft.com/office/word/2010/wordprocessingDrawing" xmlns:wp="http://schemas.openxmlformats.org/drawingml/2006/wordprocessingDrawing" xmlns:w10="urn:schemas-microsoft-com:office:word" xmlns:w="http://schemas.openxmlformats.org/wordprocessingml/2006/main" xmlns:w14="http://schemas.microsoft.com/office/word/2010/wordml" xmlns:w15="http://schemas.microsoft.com/office/word/2012/wordml" xmlns:w16cex="http://schemas.microsoft.com/office/word/2018/wordml/cex" xmlns:w16cid="http://schemas.microsoft.com/office/word/2016/wordml/cid" xmlns:w16="http://schemas.microsoft.com/office/word/2018/wordml" xmlns:w16du="http://schemas.microsoft.com/office/word/2023/wordml/word16du" xmlns:w16sdtdh="http://schemas.microsoft.com/office/word/2020/wordml/sdtdatahash" xmlns:w16sdtfl="http://schemas.microsoft.com/office/word/2024/wordml/sdtformatlock" xmlns:w16se="http://schemas.microsoft.com/office/word/2015/wordml/symex" xmlns:wpg="http://schemas.microsoft.com/office/word/2010/wordprocessingGroup" xmlns:wpi="http://schemas.microsoft.com/office/word/2010/wordprocessingInk" xmlns:wne="http://schemas.microsoft.com/office/word/2006/wordml" xmlns:wps="http://schemas.microsoft.com/office/word/2010/wordprocessingShape" mc:Ignorable="w14 w15 w16se w16cid w16 w16cex w16sdtdh w16sdtfl w16du wp14">
+  <w:endnote w:type="separator" w:id="-1">
+    <w:p>
+      <w:pPr>
+        <w:spacing w:after="0" w:line="240" w:lineRule="auto"/>
+      </w:pPr>
+      <w:r>
+        <w:separator/>
+      </w:r>
+    </w:p>
+  </w:endnote>
+  <w:endnote w:type="continuationSeparator" w:id="0">
+    <w:p>
+      <w:pPr>
+        <w:spacing w:after="0" w:line="240" w:lineRule="auto"/>
+      </w:pPr>
+      <w:r>
+        <w:continuationSeparator/>
+      </w:r>
+    </w:p>
+  </w:endnote>
+</w:endnotes>
+</file>
+
+<file path=word/footer1.xml><?xml version="1.0" encoding="utf-8"?>
+<w:ftr xmlns:wpc="http://schemas.microsoft.com/office/word/2010/wordprocessingCanvas" xmlns:cx="http://schemas.microsoft.com/office/drawing/2014/chartex" xmlns:cx1="http://schemas.microsoft.com/office/drawing/2015/9/8/chartex" xmlns:cx2="http://schemas.microsoft.com/office/drawing/2015/10/21/chartex" xmlns:cx3="http://schemas.microsoft.com/office/drawing/2016/5/9/chartex" xmlns:cx4="http://schemas.microsoft.com/office/drawing/2016/5/10/chartex" xmlns:cx5="http://schemas.microsoft.com/office/drawing/2016/5/11/chartex" xmlns:cx6="http://schemas.microsoft.com/office/drawing/2016/5/12/chartex" xmlns:cx7="http://schemas.microsoft.com/office/drawing/2016/5/13/chartex" xmlns:cx8="http://schemas.microsoft.com/office/drawing/2016/5/14/chartex" xmlns:mc="http://schemas.openxmlformats.org/markup-compatibility/2006" xmlns:aink="http://schemas.microsoft.com/office/drawing/2016/ink" xmlns:am3d="http://schemas.microsoft.com/office/drawing/2017/model3d" xmlns:o="urn:schemas-microsoft-com:office:office" xmlns:oel="http://schemas.microsoft.com/office/2019/extlst" xmlns:r="http://schemas.openxmlformats.org/officeDocument/2006/relationships" xmlns:m="http://schemas.openxmlformats.org/officeDocument/2006/math" xmlns:v="urn:schemas-microsoft-com:vml" xmlns:wp14="http://schemas.microsoft.com/office/word/2010/wordprocessingDrawing" xmlns:wp="http://schemas.openxmlformats.org/drawingml/2006/wordprocessingDrawing" xmlns:w10="urn:schemas-microsoft-com:office:word" xmlns:w="http://schemas.openxmlformats.org/wordprocessingml/2006/main" xmlns:w14="http://schemas.microsoft.com/office/word/2010/wordml" xmlns:w15="http://schemas.microsoft.com/office/word/2012/wordml" xmlns:w16cex="http://schemas.microsoft.com/office/word/2018/wordml/cex" xmlns:w16cid="http://schemas.microsoft.com/office/word/2016/wordml/cid" xmlns:w16="http://schemas.microsoft.com/office/word/2018/wordml" xmlns:w16du="http://schemas.microsoft.com/office/word/2023/wordml/word16du" xmlns:w16sdtdh="http://schemas.microsoft.com/office/word/2020/wordml/sdtdatahash" xmlns:w16sdtfl="http://schemas.microsoft.com/office/word/2024/wordml/sdtformatlock" xmlns:w16se="http://schemas.microsoft.com/office/word/2015/wordml/symex" xmlns:wpg="http://schemas.microsoft.com/office/word/2010/wordprocessingGroup" xmlns:wpi="http://schemas.microsoft.com/office/word/2010/wordprocessingInk" xmlns:wne="http://schemas.microsoft.com/office/word/2006/wordml" xmlns:wps="http://schemas.microsoft.com/office/word/2010/wordprocessingShape" mc:Ignorable="w14 w15 w16se w16cid w16 w16cex w16sdtdh w16sdtfl w16du wp14">
+  <w:sdt>
+    <w:sdtPr>
+      <w:id w:val="-1345783983"/>
+      <w:docPartObj>
+        <w:docPartGallery w:val="Page Numbers (Bottom of Page)"/>
+        <w:docPartUnique/>
+      </w:docPartObj>
+    </w:sdtPr>
+    <w:sdtEndPr>
+      <w:rPr>
+        <w:noProof/>
+      </w:rPr>
+    </w:sdtEndPr>
+    <w:sdtContent>
+      <w:p>
+        <w:pPr>
+          <w:pStyle w:val="Footer"/>
+          <w:jc w:val="center"/>
+        </w:pPr>
+        <w:r>
+          <w:rPr>
+            <w:rFonts w:ascii="Times New Roman" w:hAnsi="Times New Roman" w:cs="Times New Roman"/>
+          </w:rPr>
+          <w:fldChar w:fldCharType="begin"/>
+        </w:r>
+        <w:r>
+          <w:rPr>
+            <w:rFonts w:ascii="Times New Roman" w:hAnsi="Times New Roman" w:cs="Times New Roman"/>
+          </w:rPr>
+          <w:instrText xml:space="preserve"> PAGE   \* MERGEFORMAT </w:instrText>
+        </w:r>
+        <w:r>
+          <w:rPr>
+            <w:rFonts w:ascii="Times New Roman" w:hAnsi="Times New Roman" w:cs="Times New Roman"/>
+          </w:rPr>
+          <w:fldChar w:fldCharType="separate"/>
+        </w:r>
+        <w:r>
+          <w:rPr>
+            <w:rFonts w:ascii="Times New Roman" w:hAnsi="Times New Roman" w:cs="Times New Roman"/>
+            <w:noProof/>
+          </w:rPr>
+          <w:t>2</w:t>
+        </w:r>
+        <w:r>
+          <w:rPr>
+            <w:rFonts w:ascii="Times New Roman" w:hAnsi="Times New Roman" w:cs="Times New Roman"/>
+            <w:noProof/>
+          </w:rPr>
+          <w:fldChar w:fldCharType="end"/>
+        </w:r>
+      </w:p>
+    </w:sdtContent>
+  </w:sdt>
+  <w:p>
+    <w:pPr>
+      <w:pStyle w:val="Footer"/>
+    </w:pPr>
+  </w:p>
+</w:ftr>
+</file>
+
+<file path=word/footnotes.xml><?xml version="1.0" encoding="utf-8"?>
+<w:footnotes xmlns:wpc="http://schemas.microsoft.com/office/word/2010/wordprocessingCanvas" xmlns:cx="http://schemas.microsoft.com/office/drawing/2014/chartex" xmlns:cx1="http://schemas.microsoft.com/office/drawing/2015/9/8/chartex" xmlns:cx2="http://schemas.microsoft.com/office/drawing/2015/10/21/chartex" xmlns:cx3="http://schemas.microsoft.com/office/drawing/2016/5/9/chartex" xmlns:cx4="http://schemas.microsoft.com/office/drawing/2016/5/10/chartex" xmlns:cx5="http://schemas.microsoft.com/office/drawing/2016/5/11/chartex" xmlns:cx6="http://schemas.microsoft.com/office/drawing/2016/5/12/chartex" xmlns:cx7="http://schemas.microsoft.com/office/drawing/2016/5/13/chartex" xmlns:cx8="http://schemas.microsoft.com/office/drawing/2016/5/14/chartex" xmlns:mc="http://schemas.openxmlformats.org/markup-compatibility/2006" xmlns:aink="http://schemas.microsoft.com/office/drawing/2016/ink" xmlns:am3d="http://schemas.microsoft.com/office/drawing/2017/model3d" xmlns:o="urn:schemas-microsoft-com:office:office" xmlns:oel="http://schemas.microsoft.com/office/2019/extlst" xmlns:r="http://schemas.openxmlformats.org/officeDocument/2006/relationships" xmlns:m="http://schemas.openxmlformats.org/officeDocument/2006/math" xmlns:v="urn:schemas-microsoft-com:vml" xmlns:wp14="http://schemas.microsoft.com/office/word/2010/wordprocessingDrawing" xmlns:wp="http://schemas.openxmlformats.org/drawingml/2006/wordprocessingDrawing" xmlns:w10="urn:schemas-microsoft-com:office:word" xmlns:w="http://schemas.openxmlformats.org/wordprocessingml/2006/main" xmlns:w14="http://schemas.microsoft.com/office/word/2010/wordml" xmlns:w15="http://schemas.microsoft.com/office/word/2012/wordml" xmlns:w16cex="http://schemas.microsoft.com/office/word/2018/wordml/cex" xmlns:w16cid="http://schemas.microsoft.com/office/word/2016/wordml/cid" xmlns:w16="http://schemas.microsoft.com/office/word/2018/wordml" xmlns:w16du="http://schemas.microsoft.com/office/word/2023/wordml/word16du" xmlns:w16sdtdh="http://schemas.microsoft.com/office/word/2020/wordml/sdtdatahash" xmlns:w16sdtfl="http://schemas.microsoft.com/office/word/2024/wordml/sdtformatlock" xmlns:w16se="http://schemas.microsoft.com/office/word/2015/wordml/symex" xmlns:wpg="http://schemas.microsoft.com/office/word/2010/wordprocessingGroup" xmlns:wpi="http://schemas.microsoft.com/office/word/2010/wordprocessingInk" xmlns:wne="http://schemas.microsoft.com/office/word/2006/wordml" xmlns:wps="http://schemas.microsoft.com/office/word/2010/wordprocessingShape" mc:Ignorable="w14 w15 w16se w16cid w16 w16cex w16sdtdh w16sdtfl w16du wp14">
+  <w:footnote w:type="separator" w:id="-1">
+    <w:p>
+      <w:pPr>
+        <w:spacing w:after="0" w:line="240" w:lineRule="auto"/>
+      </w:pPr>
+      <w:r>
+        <w:separator/>
+      </w:r>
+    </w:p>
+  </w:footnote>
+  <w:footnote w:type="continuationSeparator" w:id="0">
+    <w:p>
+      <w:pPr>
+        <w:spacing w:after="0" w:line="240" w:lineRule="auto"/>
+      </w:pPr>
+      <w:r>
+        <w:continuationSeparator/>
+      </w:r>
+    </w:p>
+  </w:footnote>
+</w:footnotes>
 </file>
 
 <file path=word/numbering.xml><?xml version="1.0" encoding="utf-8"?>
@@ -2317,6 +2403,50 @@
       </w:tblBorders>
     </w:tblPr>
   </w:style>
+  <w:style w:type="paragraph" w:styleId="Header">
+    <w:name w:val="header"/>
+    <w:basedOn w:val="Normal"/>
+    <w:link w:val="HeaderChar"/>
+    <w:uiPriority w:val="99"/>
+    <w:unhideWhenUsed/>
+    <w:rsid w:val="009F28B5"/>
+    <w:pPr>
+      <w:tabs>
+        <w:tab w:val="center" w:pos="4680"/>
+        <w:tab w:val="right" w:pos="9360"/>
+      </w:tabs>
+      <w:spacing w:after="0" w:line="240" w:lineRule="auto"/>
+    </w:pPr>
+  </w:style>
+  <w:style w:type="character" w:customStyle="1" w:styleId="HeaderChar">
+    <w:name w:val="Header Char"/>
+    <w:basedOn w:val="DefaultParagraphFont"/>
+    <w:link w:val="Header"/>
+    <w:uiPriority w:val="99"/>
+    <w:rsid w:val="009F28B5"/>
+  </w:style>
+  <w:style w:type="paragraph" w:styleId="Footer">
+    <w:name w:val="footer"/>
+    <w:basedOn w:val="Normal"/>
+    <w:link w:val="FooterChar"/>
+    <w:uiPriority w:val="99"/>
+    <w:unhideWhenUsed/>
+    <w:rsid w:val="009F28B5"/>
+    <w:pPr>
+      <w:tabs>
+        <w:tab w:val="center" w:pos="4680"/>
+        <w:tab w:val="right" w:pos="9360"/>
+      </w:tabs>
+      <w:spacing w:after="0" w:line="240" w:lineRule="auto"/>
+    </w:pPr>
+  </w:style>
+  <w:style w:type="character" w:customStyle="1" w:styleId="FooterChar">
+    <w:name w:val="Footer Char"/>
+    <w:basedOn w:val="DefaultParagraphFont"/>
+    <w:link w:val="Footer"/>
+    <w:uiPriority w:val="99"/>
+    <w:rsid w:val="009F28B5"/>
+  </w:style>
 </w:styles>
 </file>
 
